--- a/MECH191_metallurgy/semesterActivity/MECH191_Portfolio_AnswerKey.docx
+++ b/MECH191_metallurgy/semesterActivity/MECH191_Portfolio_AnswerKey.docx
@@ -829,23 +829,7 @@
       </w:pPr>
       <w:r>
         <w:rPr/>
-        <w:t xml:space="preserve">Passing score: </w:t>
-      </w:r>
-      <w:r>
-        <w:rPr/>
-        <w:t>100</w:t>
-      </w:r>
-      <w:r>
-        <w:rPr/>
-        <w:t>% (1</w:t>
-      </w:r>
-      <w:r>
-        <w:rPr/>
-        <w:t>8</w:t>
-      </w:r>
-      <w:r>
-        <w:rPr/>
-        <w:t xml:space="preserve"> of 18 correct).</w:t>
+        <w:t xml:space="preserve">Passing score: 100% (18 of 18 correct).</w:t>
       </w:r>
     </w:p>
     <w:p>
@@ -1505,7 +1489,7 @@
             </w:pPr>
             <w:r>
               <w:rPr/>
-              <w:t>Aluminum (6061, 6063, 5052, 2024)</w:t>
+              <w:t>Aluminum (6061-T6, 2024-T3, 5086)</w:t>
             </w:r>
           </w:p>
         </w:tc>
@@ -3454,7 +3438,7 @@
       </w:pPr>
       <w:r>
         <w:rPr/>
-        <w:t>MODULE 9 · WEEK 10 — Wrought Aluminum Alloy Systems (Specimens G 6061, J 2024)</w:t>
+        <w:t>MODULE 9 · WEEK 10 — Wrought Aluminum Alloy Systems (Specimens G 6061-T6, J 2024-T3)</w:t>
       </w:r>
     </w:p>
     <w:p>
@@ -3479,7 +3463,7 @@
       </w:pPr>
       <w:r>
         <w:rPr/>
-        <w:t xml:space="preserve">Q1. Specimen J (2024, Al-Cu) is expected to show </w:t>
+        <w:t xml:space="preserve">Q1. Specimen J (2024-T3, Al-Cu) is expected to show </w:t>
       </w:r>
       <w:r>
         <w:rPr>
@@ -3574,11 +3558,11 @@
           <w:b/>
           <w:bCs/>
         </w:rPr>
-        <w:t>2024-T4 ≈ 120–135 HV</w:t>
-      </w:r>
-      <w:r>
-        <w:rPr/>
-        <w:t>; expect J (2024) to read harder, consistent with its more numerous/coarser strengthening constituents observed in Q1.</w:t>
+        <w:t>2024-T3 ≈ 120–135 HV</w:t>
+      </w:r>
+      <w:r>
+        <w:rPr/>
+        <w:t>; expect J (2024-T3) to read harder, consistent with its more numerous/coarser strengthening constituents observed in Q1.</w:t>
       </w:r>
     </w:p>
     <w:p>
@@ -3648,6 +3632,17 @@
       <w:r>
         <w:rPr/>
         <w:t>, which shifts as precipitates grow and coarsen toward the aging peak. Both are visible under the microscope at 500×.</w:t>
+      </w:r>
+    </w:p>
+    <w:p>
+      <w:pPr>
+        <w:pStyle w:val="Normal"/>
+        <w:spacing w:before="0" w:after="160"/>
+        <w:rPr/>
+      </w:pPr>
+      <w:r>
+        <w:rPr/>
+        <w:t xml:space="preserve">C3. 2024’s Al-Cu precipitation sequence forms strengthening GP zones at room temperature within days, so natural aging (T3/T4) reaches a useful, economical temper on its own. 6xxx alloys’ Mg-Si precipitation kinetics are far slower at room temperature — natural aging alone would take impractically long (potentially years) to reach a useful strength, so an artificial aging step (T6) is required to get 6061 to a useful strength on a practical production timeline.</w:t>
       </w:r>
     </w:p>
     <w:p>
@@ -3671,7 +3666,7 @@
       </w:pPr>
       <w:r>
         <w:rPr/>
-        <w:t>MODULE 10 · WEEK 11 — Aluminum Alloys for Forming Applications (Specimens H 6063, I 5052)</w:t>
+        <w:t>MODULE 10 · WEEK 11 — Aluminum Alloys: Heat-Treatable vs. Weldable Structural Grades (Specimens G 6061-T6 revisit, I 5086)</w:t>
       </w:r>
     </w:p>
     <w:p>
@@ -3696,7 +3691,7 @@
       </w:pPr>
       <w:r>
         <w:rPr/>
-        <w:t xml:space="preserve">Q1. At 500×, Specimen H (6063) shows </w:t>
+        <w:t xml:space="preserve">Q1. At 500×, Specimen G (6061-T6) shows </w:t>
       </w:r>
       <w:r>
         <w:rPr>
@@ -3707,7 +3702,7 @@
       </w:r>
       <w:r>
         <w:rPr/>
-        <w:t xml:space="preserve">, reflecting its heat-treatable Al-Mg-Si chemistry; Specimen I (5052) shows </w:t>
+        <w:t xml:space="preserve">, reflecting its heat-treatable Al-Mg-Si chemistry — consistent with what was already observed in Modules 5 and 9; Specimen I (5086) shows </w:t>
       </w:r>
       <w:r>
         <w:rPr>
@@ -3718,29 +3713,29 @@
       </w:r>
       <w:r>
         <w:rPr/>
-        <w:t xml:space="preserve"> — just a uniform matrix with Mg retained in solid solution, since 5052 is not heat-treatable.</w:t>
-      </w:r>
-    </w:p>
-    <w:p>
-      <w:pPr>
-        <w:pStyle w:val="Normal"/>
-        <w:spacing w:before="0" w:after="160"/>
-        <w:rPr/>
-      </w:pPr>
-      <w:r>
-        <w:rPr/>
-        <w:t>Q2. 6063 carries lower overall alloy content than 6061, giving a simpler, more homogeneous microstructure with fewer/smaller constituent particles. Fewer hard particles mean lower resistance to metal flow through the extrusion die, less die wear, and a smoother, more polishable surface finish — exactly why 6063 is the standard architectural extrusion alloy.</w:t>
-      </w:r>
-    </w:p>
-    <w:p>
-      <w:pPr>
-        <w:pStyle w:val="Normal"/>
-        <w:spacing w:before="0" w:after="160"/>
-        <w:rPr/>
-      </w:pPr>
-      <w:r>
-        <w:rPr/>
-        <w:t xml:space="preserve">Q3. A cold-stamped 5052 sample would be expected to show </w:t>
+        <w:t xml:space="preserve"> — just a uniform matrix with Mg retained in solid solution, since 5086 is not heat-treatable.</w:t>
+      </w:r>
+    </w:p>
+    <w:p>
+      <w:pPr>
+        <w:pStyle w:val="Normal"/>
+        <w:spacing w:before="0" w:after="160"/>
+        <w:rPr/>
+      </w:pPr>
+      <w:r>
+        <w:rPr/>
+        <w:t>Q2. Welding raises the joint area above 6061-T6's aging temperature, which over-ages/dissolves the fine Mg₂Si precipitates in the heat-affected zone (HAZ). Expect coarser, sparser precipitates — or none at all near the fusion line — compared to the sharp, fine, uniformly distributed precipitates seen in the unaffected base metal of Specimen G. This HAZ softening is exactly why 6061-T6 loses a meaningful fraction of its strength in and around a weld, and typically cannot recover it without a full post-weld solution + age heat treatment.</w:t>
+      </w:r>
+    </w:p>
+    <w:p>
+      <w:pPr>
+        <w:pStyle w:val="Normal"/>
+        <w:spacing w:before="0" w:after="160"/>
+        <w:rPr/>
+      </w:pPr>
+      <w:r>
+        <w:rPr/>
+        <w:t xml:space="preserve">Q3. A cold-formed 5086 sample would be expected to show </w:t>
       </w:r>
       <w:r>
         <w:rPr>
@@ -3751,7 +3746,7 @@
       </w:r>
       <w:r>
         <w:rPr/>
-        <w:t xml:space="preserve"> in the direction of working and evidence of increased dislocation density (e.g., more strongly etching deformation bands near the surface) rather than any change in precipitates — since 5052 strengthens by work hardening, not aging.</w:t>
+        <w:t xml:space="preserve"> in the direction of working and evidence of increased dislocation density (e.g., more strongly etching deformation bands near the surface) rather than any change in precipitates — since 5086, like 5052, strengthens by work hardening, not aging.</w:t>
       </w:r>
     </w:p>
     <w:p>
@@ -3769,33 +3764,33 @@
           <w:b/>
           <w:bCs/>
         </w:rPr>
-        <w:t>5052</w:t>
-      </w:r>
-      <w:r>
-        <w:rPr/>
-        <w:t xml:space="preserve"> is the better choice for a marine-application bracket: as a non-heat-treatable Al-Mg alloy it has excellent corrosion resistance in chloride/marine environments (no copper-based galvanic activity) and good sheet formability for stamping. 6063 is optimized for extrusion, not sheet forming, and is a less natural fit for a stamped part.</w:t>
-      </w:r>
-    </w:p>
-    <w:p>
-      <w:pPr>
-        <w:pStyle w:val="Normal"/>
-        <w:spacing w:before="0" w:after="160"/>
-        <w:rPr/>
-      </w:pPr>
-      <w:r>
-        <w:rPr/>
-        <w:t xml:space="preserve">Q5. Method: measure and calculate HV for both. Grading check: 6063 and 5052 typically land fairly close to each other (roughly </w:t>
-      </w:r>
-      <w:r>
-        <w:rPr>
-          <w:b/>
-          <w:bCs/>
-        </w:rPr>
-        <w:t>HV 60–75</w:t>
-      </w:r>
-      <w:r>
-        <w:rPr/>
-        <w:t>), and both read noticeably softer than the higher-alloy-content 6061/2024 values logged in Module 9 — despite reaching their strength through different mechanisms (precipitation vs. work/solid-solution hardening), neither is a high-strength alloy relative to 6061/2024.</w:t>
+        <w:t>5086</w:t>
+      </w:r>
+      <w:r>
+        <w:rPr/>
+        <w:t xml:space="preserve"> is the better choice for a welded marine bracket: as a non-heat-treatable Al-Mg alloy it keeps its as-supplied strength through the weld thermal cycle (no precipitate structure to disrupt) and has excellent corrosion resistance in chloride/marine environments. 6061-T6 would lose a significant fraction of its strength in the heat-affected zone of any weld, making it a poor fit despite its higher unwelded base-metal strength.</w:t>
+      </w:r>
+    </w:p>
+    <w:p>
+      <w:pPr>
+        <w:pStyle w:val="Normal"/>
+        <w:spacing w:before="0" w:after="160"/>
+        <w:rPr/>
+      </w:pPr>
+      <w:r>
+        <w:rPr/>
+        <w:t xml:space="preserve">Q5. Method: measure and calculate HV for both. Grading check: 6061-T6 ≈ 95–105 HV, matching the value already logged in Module 9; 5086 typically runs roughly </w:t>
+      </w:r>
+      <w:r>
+        <w:rPr>
+          <w:b/>
+          <w:bCs/>
+        </w:rPr>
+        <w:t>HV 65–75</w:t>
+      </w:r>
+      <w:r>
+        <w:rPr/>
+        <w:t>. Expect a clear gap between the two — G should read noticeably harder than I, since precipitation hardening in 6061-T6 produces a larger strength increase than the solid-solution/work-hardening mechanism available to 5086.</w:t>
       </w:r>
     </w:p>
     <w:p>
@@ -3820,18 +3815,18 @@
       </w:pPr>
       <w:r>
         <w:rPr/>
-        <w:t>C1. A higher strain-hardening exponent n means the material keeps gaining strength locally as it deforms, which spreads strain more evenly across the part rather than letting it localize. In a stamping operation this delays localized necking/thinning and tearing at the most-stretched region of the part, which is critical for a deep-drawn or stamped shape like 5052 sheet.</w:t>
-      </w:r>
-    </w:p>
-    <w:p>
-      <w:pPr>
-        <w:pStyle w:val="Normal"/>
-        <w:spacing w:before="0" w:after="160"/>
-        <w:rPr/>
-      </w:pPr>
-      <w:r>
-        <w:rPr/>
-        <w:t>C2. This shows that "formability" is not a single property. Extrudability (6063) is about how uniformly material flows through a die under hot compressive/shear conditions — governed mainly by alloy content and flow-stress uniformity — while stamping performance (5052, via strain-hardening exponent n) is about room-temperature tensile ductility and resistance to localized thinning. An alloy optimized for one forming process is not automatically well-suited to the other, because each process stresses a different aspect of the material's deformation behavior.</w:t>
+        <w:t>C1. A higher strain-hardening exponent n means the material keeps gaining strength locally as it deforms, which spreads strain more evenly across the part rather than letting it localize. In a cold-forming operation this delays localized necking/thinning and tearing at the most-stretched region of the part, which is critical for a deep-drawn or cold-formed shape like 5086 sheet.</w:t>
+      </w:r>
+    </w:p>
+    <w:p>
+      <w:pPr>
+        <w:pStyle w:val="Normal"/>
+        <w:spacing w:before="0" w:after="160"/>
+        <w:rPr/>
+      </w:pPr>
+      <w:r>
+        <w:rPr/>
+        <w:t>C2. This shows that "high-strength" and "weld-ready" are two different selection criteria, not the same thing. 6061-T6 reaches a high as-delivered strength through precipitation hardening, but that same precipitate structure is exactly what gets disrupted by a weld thermal cycle, so its advantage evaporates right where a joint is needed most. 5086 has a lower as-delivered strength, but because that strength comes from magnesium in solid solution rather than a precipitate structure, there's nothing for weld heat to disrupt — it keeps essentially the same strength in the HAZ that it had in the base metal. An engineer selecting a structural alloy for a welded assembly has to weigh not just how strong a material starts out, but how much of that strength survives fabrication.</w:t>
       </w:r>
     </w:p>
     <w:p>
@@ -4527,7 +4522,7 @@
       </w:pPr>
       <w:r>
         <w:rPr/>
-        <w:t>MODULE 14 · WEEK 15 — Precipitation Hardening: A Cross-Family Comparison (Specimens F 17-4PH, J 2024, O 182 CrCu)</w:t>
+        <w:t>MODULE 14 · WEEK 15 — Precipitation Hardening: A Cross-Family Comparison (Specimens F 17-4PH, J 2024-T3, O 182 CrCu)</w:t>
       </w:r>
     </w:p>
     <w:p>
@@ -5024,7 +5019,7 @@
       </w:r>
       <w:r>
         <w:rPr/>
-        <w:t xml:space="preserve"> over its steel-family baseline; J (2024, typically ~120–135 HV) gains roughly </w:t>
+        <w:t xml:space="preserve"> over its steel-family baseline; J (2024-T3, typically ~120–135 HV) gains roughly </w:t>
       </w:r>
       <w:r>
         <w:rPr>
@@ -5296,7 +5291,7 @@
       </w:r>
       <w:r>
         <w:rPr/>
-        <w:t xml:space="preserve"> — Specimen H (6063) is deliberately kept lower in alloy content than 6061 specifically for extrudability. Finally, composition also governs </w:t>
+        <w:t xml:space="preserve"> — Specimen G (6061-T6) is deliberately paired against Specimen I (5086) to show how precipitation-hardening chemistry, not just peak strength, determines whether an alloy is a good fit for a welded assembly. Finally, composition also governs </w:t>
       </w:r>
       <w:r>
         <w:rPr>
@@ -5307,7 +5302,7 @@
       </w:r>
       <w:r>
         <w:rPr/>
-        <w:t xml:space="preserve"> — Specimens D and E (304 vs. 316) show how a small molybdenum addition raises PREN and chloride resistance without changing the base microstructure. (Specimens A/B/C, D/E, and H are cited above — any three consistent, correctly reasoned specimens earn full credit.)</w:t>
+        <w:t xml:space="preserve"> — Specimens D and E (304 vs. 316) show how a small molybdenum addition raises PREN and chloride resistance without changing the base microstructure. (Specimens A/B/C, D/E, and G/I are cited above — any three consistent, correctly reasoned specimens earn full credit.)</w:t>
       </w:r>
     </w:p>
     <w:p>
@@ -5325,7 +5320,7 @@
           <w:b/>
           <w:bCs/>
         </w:rPr>
-        <w:t>N (~45) &lt; K (~60) &lt; I (~65) &lt; H (~68) &lt; L (~75) &lt; M (~82) &lt; G (~100) &lt; O (~120) &lt; J (~127) &lt; A (~140) &lt; B (~190) &lt; F (~375)</w:t>
+        <w:t>N (~45) &lt; K (~60) &lt; I (~70) &lt; L (~75) &lt; M (~82) &lt; G (~100) &lt; O (~120) &lt; J (~127) &lt; A (~140) &lt; B (~190) &lt; F (~375)</w:t>
       </w:r>
       <w:r>
         <w:rPr/>
@@ -5336,7 +5331,7 @@
           <w:b/>
           <w:bCs/>
         </w:rPr>
-        <w:t>K (260 brass, alpha solid solution) and I (5052 aluminum, Al-Mg solid solution)</w:t>
+        <w:t>K (260 brass, alpha solid solution) and I (5086 aluminum, Al-Mg solid solution)</w:t>
       </w:r>
       <w:r>
         <w:rPr/>

--- a/MECH191_metallurgy/semesterActivity/MECH191_Portfolio_AnswerKey.docx
+++ b/MECH191_metallurgy/semesterActivity/MECH191_Portfolio_AnswerKey.docx
@@ -2900,7 +2900,7 @@
       </w:pPr>
       <w:r>
         <w:rPr/>
-        <w:t xml:space="preserve">Q1. Method: measure both Vickers indent diagonals on B, average them, apply HV = 1.854 × 9.81 / d_avg² (d in mm). Grading check: normalized 1045 typically reads </w:t>
+        <w:t xml:space="preserve">Q1. Method: measure both Vickers indent diagonals on each of Specimens A and B, average them, apply HV = 1.854 × 9.81 / d_avg² (d in mm) for each. Grading check: normalized 1018 (Specimen A) typically reads ~110–150 HV; normalized 1045 (Specimen B) typically reads </w:t>
       </w:r>
       <w:r>
         <w:rPr>

--- a/MECH191_metallurgy/semesterActivity/MECH191_Portfolio_AnswerKey.docx
+++ b/MECH191_metallurgy/semesterActivity/MECH191_Portfolio_AnswerKey.docx
@@ -112,6 +112,19 @@
       <w:r>
         <w:rPr/>
         <w:t>This document mirrors the structure of MECH191_Modules.docx — the Safety &amp; PPE Quiz, then Modules 1–15 in order. It is written to guide grading, not to be handed to students.</w:t>
+      </w:r>
+    </w:p>
+    <w:p>
+      <w:pPr>
+        <w:pStyle w:val="Normal"/>
+        <w:spacing w:before="0" w:after="160"/>
+        <w:rPr/>
+      </w:pPr>
+      <w:r>
+        <w:rPr>
+          <w:b w:val="0"/>
+        </w:rPr>
+        <w:t>This key also covers MECH191_Modules_ImageBased.docx (the reference-repository contingency version) — question wording only differs where the image-based version can't rely on a live specimen. The clearest case is the seven Vickers hardness questions (Modules 2, 6, 9, 10, 12, 13, 14): instead of measuring an indent and calculating HV, the image-based version gives a published/typical HV value and asks students to solve for the indent diagonal it corresponds to. Those seven entries below are written for that reverse calculation and state the exact expected diagonal, not a plausible range — if you're grading the original microscope-based portfolio instead, the “measure your own” framing in the next paragraph is what applies.</w:t>
       </w:r>
     </w:p>
     <w:p>
@@ -2164,19 +2177,23 @@
         <w:rPr/>
       </w:pPr>
       <w:r>
-        <w:rPr/>
-        <w:t xml:space="preserve">Q2. Method: measure both diagonals of the Vickers indent on B at 100× (field width ≈2.3 mm), average them (in mm), then apply HV = 1.854 × 9.81 / d_avg². Grading check: normalized 1045 typically reads in the </w:t>
-      </w:r>
-      <w:r>
-        <w:rPr>
-          <w:b/>
-          <w:bCs/>
-        </w:rPr>
-        <w:t>~170–210 HV</w:t>
-      </w:r>
-      <w:r>
-        <w:rPr/>
-        <w:t xml:space="preserve"> range — flag results far outside that band for a possible measurement or arithmetic error, not necessarily a wrong method.</w:t>
+        <w:rPr>
+          <w:b w:val="0"/>
+        </w:rPr>
+        <w:t xml:space="preserve">Q2. This is a reverse calculation: Appendix A gives Specimen B's published HV (170), and the question asks for the diagonal that reading implies. Solve d_avg = √(1.854 × F / HV) with F = 1 kgf: d_avg = √(1.854/170) ≈ </w:t>
+      </w:r>
+      <w:r>
+        <w:rPr>
+          <w:b/>
+          <w:bCs/>
+        </w:rPr>
+        <w:t>0.104 mm (≈104 μm)</w:t>
+      </w:r>
+      <w:r>
+        <w:rPr>
+          <w:b w:val="0"/>
+        </w:rPr>
+        <w:t>. Grading check: accept values within rounding of this figure; a student who instead tried to measure a diagonal from the image has misread the question, since there's no physical indent to measure here.</w:t>
       </w:r>
     </w:p>
     <w:p>
@@ -2899,19 +2916,35 @@
         <w:rPr/>
       </w:pPr>
       <w:r>
-        <w:rPr/>
-        <w:t xml:space="preserve">Q1. Method: measure both Vickers indent diagonals on each of Specimens A and B, average them, apply HV = 1.854 × 9.81 / d_avg² (d in mm) for each. Grading check: normalized 1018 (Specimen A) typically reads ~110–150 HV; normalized 1045 (Specimen B) typically reads </w:t>
-      </w:r>
-      <w:r>
-        <w:rPr>
-          <w:b/>
-          <w:bCs/>
-        </w:rPr>
-        <w:t>~170–210 HV</w:t>
-      </w:r>
-      <w:r>
-        <w:rPr/>
-        <w:t>.</w:t>
+        <w:rPr>
+          <w:b w:val="0"/>
+        </w:rPr>
+        <w:t xml:space="preserve">Q1. This is a reverse calculation: Appendix A gives published HV values for Specimens A (125) and B (170); solve d_avg = √(1.854 × F / HV) with F = 1 kgf for each. Grading check: A → d_avg ≈ </w:t>
+      </w:r>
+      <w:r>
+        <w:rPr>
+          <w:b/>
+          <w:bCs/>
+        </w:rPr>
+        <w:t>0.122 mm (≈122 μm)</w:t>
+      </w:r>
+      <w:r>
+        <w:rPr>
+          <w:b w:val="0"/>
+        </w:rPr>
+        <w:t xml:space="preserve">; B → d_avg ≈ </w:t>
+      </w:r>
+      <w:r>
+        <w:rPr>
+          <w:b/>
+        </w:rPr>
+        <w:t>0.104 mm (≈104 μm)</w:t>
+      </w:r>
+      <w:r>
+        <w:rPr>
+          <w:b w:val="0"/>
+        </w:rPr>
+        <w:t>. B's smaller diagonal for a higher HV is a good self-check on the algebra — harder specimens produce smaller indents at the same load.</w:t>
       </w:r>
     </w:p>
     <w:p>
@@ -3539,30 +3572,36 @@
         <w:rPr/>
       </w:pPr>
       <w:r>
-        <w:rPr/>
-        <w:t xml:space="preserve">Q5. Method: measure and calculate HV for both. Grading check: typical values are roughly </w:t>
-      </w:r>
-      <w:r>
-        <w:rPr>
-          <w:b/>
-          <w:bCs/>
-        </w:rPr>
-        <w:t>6061-T6 ≈ 95–105 HV</w:t>
-      </w:r>
-      <w:r>
-        <w:rPr/>
-        <w:t xml:space="preserve"> and </w:t>
-      </w:r>
-      <w:r>
-        <w:rPr>
-          <w:b/>
-          <w:bCs/>
-        </w:rPr>
-        <w:t>2024-T3 ≈ 120–135 HV</w:t>
-      </w:r>
-      <w:r>
-        <w:rPr/>
-        <w:t>; expect J (2024-T3) to read harder, consistent with its more numerous/coarser strengthening constituents observed in Q1.</w:t>
+        <w:rPr>
+          <w:b w:val="0"/>
+        </w:rPr>
+        <w:t xml:space="preserve">Q5. This is a reverse calculation from Appendix A's published HV values — G (6061-T6, 95 HV) and J (2024-T3, 125 HV). Solve d_avg = √(1.854 × F / HV) for each. Grading check: G → d_avg ≈ </w:t>
+      </w:r>
+      <w:r>
+        <w:rPr>
+          <w:b/>
+          <w:bCs/>
+        </w:rPr>
+        <w:t>0.140 mm (≈140 μm)</w:t>
+      </w:r>
+      <w:r>
+        <w:rPr>
+          <w:b w:val="0"/>
+        </w:rPr>
+        <w:t xml:space="preserve">; J → d_avg ≈ </w:t>
+      </w:r>
+      <w:r>
+        <w:rPr>
+          <w:b/>
+          <w:bCs/>
+        </w:rPr>
+        <w:t>0.122 mm (≈122 μm)</w:t>
+      </w:r>
+      <w:r>
+        <w:rPr>
+          <w:b w:val="0"/>
+        </w:rPr>
+        <w:t>. J's smaller diagonal reflects its higher hardness, consistent with the more numerous/coarser strengthening constituents observed in Q1.</w:t>
       </w:r>
     </w:p>
     <w:p>
@@ -3778,19 +3817,35 @@
         <w:rPr/>
       </w:pPr>
       <w:r>
-        <w:rPr/>
-        <w:t xml:space="preserve">Q5. Method: measure and calculate HV for both. Grading check: 6061-T6 ≈ 95–105 HV, matching the value already logged in Module 9; 5086 typically runs roughly </w:t>
-      </w:r>
-      <w:r>
-        <w:rPr>
-          <w:b/>
-          <w:bCs/>
-        </w:rPr>
-        <w:t>HV 65–75</w:t>
-      </w:r>
-      <w:r>
-        <w:rPr/>
-        <w:t>. Expect a clear gap between the two — G should read noticeably harder than I, since precipitation hardening in 6061-T6 produces a larger strength increase than the solid-solution/work-hardening mechanism available to 5086.</w:t>
+        <w:rPr>
+          <w:b w:val="0"/>
+        </w:rPr>
+        <w:t xml:space="preserve">Q5. This is a reverse calculation from Appendix A's published HV values — G (6061-T6, 95 HV, matching the value already logged in Module 9) and I (5086, 70 HV). Solve d_avg = √(1.854 × F / HV) for each. Grading check: G → d_avg ≈ </w:t>
+      </w:r>
+      <w:r>
+        <w:rPr>
+          <w:b/>
+          <w:bCs/>
+        </w:rPr>
+        <w:t>0.140 mm (≈140 μm)</w:t>
+      </w:r>
+      <w:r>
+        <w:rPr>
+          <w:b w:val="0"/>
+        </w:rPr>
+        <w:t xml:space="preserve">; I → d_avg ≈ </w:t>
+      </w:r>
+      <w:r>
+        <w:rPr>
+          <w:b/>
+        </w:rPr>
+        <w:t>0.163 mm (≈163 μm)</w:t>
+      </w:r>
+      <w:r>
+        <w:rPr>
+          <w:b w:val="0"/>
+        </w:rPr>
+        <w:t>. I's larger diagonal reflects its lower hardness — 5086 doesn't come close to 6061-T6's strength here, since precipitation hardening produces a larger increase than the solid-solution/work-hardening mechanism available to 5086.</w:t>
       </w:r>
     </w:p>
     <w:p>
@@ -4200,30 +4255,36 @@
         <w:rPr/>
       </w:pPr>
       <w:r>
-        <w:rPr/>
-        <w:t xml:space="preserve">Q5. Method: measure and calculate HV for N and O. Grading check: annealed pure copper typically reads </w:t>
-      </w:r>
-      <w:r>
-        <w:rPr>
-          <w:b/>
-          <w:bCs/>
-        </w:rPr>
-        <w:t>~40–50 HV</w:t>
-      </w:r>
-      <w:r>
-        <w:rPr/>
-        <w:t xml:space="preserve">; aged chromium copper typically reads </w:t>
-      </w:r>
-      <w:r>
-        <w:rPr>
-          <w:b/>
-          <w:bCs/>
-        </w:rPr>
-        <w:t>~110–130 HV</w:t>
-      </w:r>
-      <w:r>
-        <w:rPr/>
-        <w:t xml:space="preserve"> — roughly a 2.5–3× jump. This relative gain is closer in scale to the aluminum family's precipitation-hardening gain (Module 9) than to steel's much larger 17-4PH gain (Module 14) — accept reasoned comparisons based on the student's own measured numbers.</w:t>
+        <w:rPr>
+          <w:b w:val="0"/>
+        </w:rPr>
+        <w:t xml:space="preserve">Q5. This is a reverse calculation from Appendix A's published HV values — N (110 copper, 50 HV) and O (182 chromium copper, 130 HV). Solve d_avg = √(1.854 × F / HV) for each. Grading check: N → d_avg ≈ </w:t>
+      </w:r>
+      <w:r>
+        <w:rPr>
+          <w:b/>
+          <w:bCs/>
+        </w:rPr>
+        <w:t>0.193 mm (≈193 μm)</w:t>
+      </w:r>
+      <w:r>
+        <w:rPr>
+          <w:b w:val="0"/>
+        </w:rPr>
+        <w:t xml:space="preserve">; O → d_avg ≈ </w:t>
+      </w:r>
+      <w:r>
+        <w:rPr>
+          <w:b/>
+          <w:bCs/>
+        </w:rPr>
+        <w:t>0.119 mm (≈119 μm)</w:t>
+      </w:r>
+      <w:r>
+        <w:rPr>
+          <w:b w:val="0"/>
+        </w:rPr>
+        <w:t xml:space="preserve"> — a 2.6× jump in HV, and a correspondingly smaller diagonal for O. This relative gain is closer in scale to the aluminum family's precipitation-hardening gain (Module 9) than to steel's much larger 17-4PH gain (Module 14) — accept reasoned comparisons based on the given HV values.</w:t>
       </w:r>
     </w:p>
     <w:p>
@@ -4417,30 +4478,48 @@
         <w:rPr/>
       </w:pPr>
       <w:r>
-        <w:rPr/>
-        <w:t>Q5. Method: measure and calculate HV for K, L, and M. Grading check: single-phase K and L typically read close together (</w:t>
-      </w:r>
-      <w:r>
-        <w:rPr>
-          <w:b/>
-          <w:bCs/>
-        </w:rPr>
-        <w:t>~55–80 HV</w:t>
-      </w:r>
-      <w:r>
-        <w:rPr/>
-        <w:t xml:space="preserve">), while duplex M typically reads somewhat </w:t>
-      </w:r>
-      <w:r>
-        <w:rPr>
-          <w:b/>
-          <w:bCs/>
-        </w:rPr>
-        <w:t>higher (~75–90 HV)</w:t>
-      </w:r>
-      <w:r>
-        <w:rPr/>
-        <w:t xml:space="preserve"> due to the harder beta phase — consistent with phase count/composition predicting relative hardness.</w:t>
+        <w:rPr>
+          <w:b w:val="0"/>
+        </w:rPr>
+        <w:t xml:space="preserve">Q5. This is a reverse calculation from Appendix A's published HV values — K (260 brass, 85 HV), L (360 brass, 80 HV), and M (464 brass, 90 HV). Solve d_avg = √(1.854 × F / HV) for each. Grading check: K → d_avg ≈ </w:t>
+      </w:r>
+      <w:r>
+        <w:rPr>
+          <w:b/>
+          <w:bCs/>
+        </w:rPr>
+        <w:t>0.148 mm (≈148 μm)</w:t>
+      </w:r>
+      <w:r>
+        <w:rPr>
+          <w:b w:val="0"/>
+        </w:rPr>
+        <w:t xml:space="preserve">; L → d_avg ≈ </w:t>
+      </w:r>
+      <w:r>
+        <w:rPr>
+          <w:b/>
+          <w:bCs/>
+        </w:rPr>
+        <w:t>0.152 mm (≈152 μm)</w:t>
+      </w:r>
+      <w:r>
+        <w:rPr>
+          <w:b w:val="0"/>
+        </w:rPr>
+        <w:t xml:space="preserve">; M → d_avg ≈ </w:t>
+      </w:r>
+      <w:r>
+        <w:rPr>
+          <w:b/>
+        </w:rPr>
+        <w:t>0.144 mm (≈144 μm)</w:t>
+      </w:r>
+      <w:r>
+        <w:rPr>
+          <w:b w:val="0"/>
+        </w:rPr>
+        <w:t>. Single-phase K and L land close together, while duplex M's higher HV (smaller diagonal) is consistent with the harder beta phase — phase count alone correctly predicts the relative ranking here.</w:t>
       </w:r>
     </w:p>
     <w:p>
@@ -5007,52 +5086,62 @@
         <w:rPr/>
       </w:pPr>
       <w:r>
-        <w:rPr/>
-        <w:t xml:space="preserve">Q5. Method: measure HV for F; pull logged HV for J and O. Using the given baselines (304 ≈150 HV, 6061 ≈30 HV, pure Cu ≈40 HV) as each family's annealed reference point: F (17-4PH, aged, typically ~350–400 HV) gains roughly </w:t>
-      </w:r>
-      <w:r>
-        <w:rPr>
-          <w:b/>
-          <w:bCs/>
-        </w:rPr>
-        <w:t>+200–250 HV</w:t>
-      </w:r>
-      <w:r>
-        <w:rPr/>
-        <w:t xml:space="preserve"> over its steel-family baseline; J (2024-T3, typically ~120–135 HV) gains roughly </w:t>
-      </w:r>
-      <w:r>
-        <w:rPr>
-          <w:b/>
-          <w:bCs/>
-        </w:rPr>
-        <w:t>+90–105 HV</w:t>
-      </w:r>
-      <w:r>
-        <w:rPr/>
-        <w:t xml:space="preserve"> over its aluminum-family baseline; O (chromium copper, typically ~110–130 HV) gains roughly </w:t>
-      </w:r>
-      <w:r>
-        <w:rPr>
-          <w:b/>
-          <w:bCs/>
-        </w:rPr>
-        <w:t>+70–90 HV</w:t>
-      </w:r>
-      <w:r>
-        <w:rPr/>
-        <w:t xml:space="preserve"> over its copper-family baseline. </w:t>
-      </w:r>
-      <w:r>
-        <w:rPr>
-          <w:b/>
-          <w:bCs/>
-        </w:rPr>
-        <w:t>Steel (F) shows the largest relative strength gain from precipitation hardening</w:t>
-      </w:r>
-      <w:r>
-        <w:rPr/>
-        <w:t>, with aluminum and copper roughly comparable to each other and both well behind steel.</w:t>
+        <w:rPr>
+          <w:b w:val="0"/>
+        </w:rPr>
+        <w:t xml:space="preserve">Q5. This is a reverse calculation from Appendix A's published HV value for F (17-4PH, 375 HV) — its first entry in your Hardness Log. Solve d_avg = √(1.854 × F / HV) with F = 1 kgf: d_avg ≈ </w:t>
+      </w:r>
+      <w:r>
+        <w:rPr>
+          <w:b/>
+          <w:bCs/>
+        </w:rPr>
+        <w:t>0.070 mm (≈70 μm)</w:t>
+      </w:r>
+      <w:r>
+        <w:rPr>
+          <w:b w:val="0"/>
+        </w:rPr>
+        <w:t xml:space="preserve">. Then pull the already-logged HV values for J (2024-T3, 125 HV) and O (chromium copper, 130 HV) — no new diagonal calculation needed for those. Using the given annealed baselines (304 ≈150 HV, 6061 ≈30 HV, pure Cu ≈40 HV): F gains 375−150 = </w:t>
+      </w:r>
+      <w:r>
+        <w:rPr>
+          <w:b/>
+          <w:bCs/>
+        </w:rPr>
+        <w:t>+225 HV</w:t>
+      </w:r>
+      <w:r>
+        <w:rPr>
+          <w:b w:val="0"/>
+        </w:rPr>
+        <w:t xml:space="preserve"> over its steel-family baseline; J gains 125−30 = </w:t>
+      </w:r>
+      <w:r>
+        <w:rPr>
+          <w:b/>
+          <w:bCs/>
+        </w:rPr>
+        <w:t>+95 HV</w:t>
+      </w:r>
+      <w:r>
+        <w:rPr>
+          <w:b w:val="0"/>
+        </w:rPr>
+        <w:t xml:space="preserve"> over its aluminum-family baseline; O gains 130−40 = </w:t>
+      </w:r>
+      <w:r>
+        <w:rPr>
+          <w:b/>
+          <w:bCs/>
+        </w:rPr>
+        <w:t>+90 HV</w:t>
+      </w:r>
+      <w:r>
+        <w:rPr>
+          <w:b w:val="0"/>
+        </w:rPr>
+        <w:t xml:space="preserve"> over its copper-family baseline. Steel (F) shows by far the largest relative strength gain from precipitation hardening, with aluminum and copper roughly comparable to each other and both well behind steel.</w:t>
       </w:r>
     </w:p>
     <w:p>
